--- a/Final Paper Instructions.docx
+++ b/Final Paper Instructions.docx
@@ -19,23 +19,41 @@
       </w:r>
     </w:p>
     <w:p>
-      <w:r>
-        <w:t xml:space="preserve">The final assignment will be to produce a ‘draft’ of a paper that could be submitted to the journal, Biology Letters. </w:t>
-      </w:r>
-    </w:p>
-    <w:p>
+      <w:pPr>
+        <w:pStyle w:val="NormalWeb"/>
+      </w:pPr>
+      <w:r>
+        <w:rPr>
+          <w:rStyle w:val="Strong"/>
+          <w:rFonts w:eastAsiaTheme="majorEastAsia"/>
+        </w:rPr>
+        <w:t>The final assignment will be to produce a ‘draft’ of a paper that could be submitted to the journal, Biology Letters.</w:t>
+      </w:r>
+    </w:p>
+    <w:p>
+      <w:pPr>
+        <w:pStyle w:val="NormalWeb"/>
+      </w:pPr>
       <w:r>
         <w:t xml:space="preserve">Some sections should be </w:t>
       </w:r>
       <w:r>
         <w:rPr>
-          <w:b/>
-          <w:bCs/>
+          <w:rStyle w:val="Strong"/>
+          <w:rFonts w:eastAsiaTheme="majorEastAsia"/>
         </w:rPr>
         <w:t xml:space="preserve">fully written </w:t>
       </w:r>
       <w:r>
-        <w:t>and others can be in short form (bullet points or outline form)</w:t>
+        <w:t>and others can be in short form (bullet points or outline form). Each group member must contribute one figure + one statistical analysis to the final paper. This assignment (unlike the presentation) will be individually graded. You can copy and paste their figures and the output of their analyses into your own paper, but you need to write about them in your own voice. </w:t>
+      </w:r>
+    </w:p>
+    <w:p>
+      <w:pPr>
+        <w:pStyle w:val="NormalWeb"/>
+      </w:pPr>
+      <w:r>
+        <w:t>No use of generative AI is allowed.  </w:t>
       </w:r>
     </w:p>
     <w:p>
@@ -45,6 +63,13 @@
           <w:bCs/>
         </w:rPr>
         <w:t>Title</w:t>
+      </w:r>
+      <w:r>
+        <w:rPr>
+          <w:b/>
+          <w:bCs/>
+        </w:rPr>
+        <w:t xml:space="preserve"> (1 pt)</w:t>
       </w:r>
     </w:p>
     <w:p>
@@ -68,6 +93,13 @@
         </w:rPr>
         <w:t>Authors</w:t>
       </w:r>
+      <w:r>
+        <w:rPr>
+          <w:b/>
+          <w:bCs/>
+        </w:rPr>
+        <w:t xml:space="preserve"> (1 pt)</w:t>
+      </w:r>
     </w:p>
     <w:p>
       <w:r>
@@ -101,6 +133,13 @@
         </w:rPr>
         <w:t>Abstract</w:t>
       </w:r>
+      <w:r>
+        <w:rPr>
+          <w:b/>
+          <w:bCs/>
+        </w:rPr>
+        <w:t xml:space="preserve"> (5 pts)</w:t>
+      </w:r>
     </w:p>
     <w:p>
       <w:r>
@@ -126,6 +165,13 @@
           <w:bCs/>
         </w:rPr>
         <w:t>Introduction</w:t>
+      </w:r>
+      <w:r>
+        <w:rPr>
+          <w:b/>
+          <w:bCs/>
+        </w:rPr>
+        <w:t xml:space="preserve"> (8 pts, 2 per paragraph)</w:t>
       </w:r>
     </w:p>
     <w:p>
@@ -143,13 +189,7 @@
         <w:rPr>
           <w:u w:val="single"/>
         </w:rPr>
-        <w:t xml:space="preserve">Bulleted/Outline of </w:t>
-      </w:r>
-      <w:r>
-        <w:rPr>
-          <w:u w:val="single"/>
-        </w:rPr>
-        <w:t>4-5 paragraphs</w:t>
+        <w:t>Bulleted/Outline of 4-5 paragraphs</w:t>
       </w:r>
       <w:r>
         <w:rPr>
@@ -220,6 +260,13 @@
         </w:rPr>
         <w:t>Methods and Materials</w:t>
       </w:r>
+      <w:r>
+        <w:rPr>
+          <w:b/>
+          <w:bCs/>
+        </w:rPr>
+        <w:t xml:space="preserve"> (8 pts)</w:t>
+      </w:r>
     </w:p>
     <w:p>
       <w:pPr>
@@ -249,7 +296,13 @@
         <w:t>Field/Lab Methods</w:t>
       </w:r>
       <w:r>
-        <w:t xml:space="preserve"> (1 paragraph total, written out). Reference the following:</w:t>
+        <w:t xml:space="preserve"> (1 paragraph total, written out</w:t>
+      </w:r>
+      <w:r>
+        <w:t>, 2 pts</w:t>
+      </w:r>
+      <w:r>
+        <w:t>). Reference the following:</w:t>
       </w:r>
     </w:p>
     <w:p>
@@ -260,7 +313,20 @@
         </w:numPr>
       </w:pPr>
       <w:r>
-        <w:t xml:space="preserve"> swallows: See biology letters paper, bats: See Hoyt 2020 PNAS</w:t>
+        <w:lastRenderedPageBreak/>
+        <w:t xml:space="preserve"> swallows: See </w:t>
+      </w:r>
+      <w:r>
+        <w:t>Reeb et al. B</w:t>
+      </w:r>
+      <w:r>
+        <w:t xml:space="preserve">iology </w:t>
+      </w:r>
+      <w:r>
+        <w:t>L</w:t>
+      </w:r>
+      <w:r>
+        <w:t>etters paper, bats: See Hoyt 2020 PNAS</w:t>
       </w:r>
     </w:p>
     <w:p>
@@ -281,6 +347,13 @@
         </w:rPr>
         <w:t>Statistical Analyses</w:t>
       </w:r>
+      <w:r>
+        <w:rPr>
+          <w:b/>
+          <w:bCs/>
+        </w:rPr>
+        <w:t xml:space="preserve"> (6 pts, 3 for clarity, 3 for accuracy)</w:t>
+      </w:r>
     </w:p>
     <w:p>
       <w:pPr>
@@ -301,12 +374,61 @@
       </w:r>
     </w:p>
     <w:p>
-      <w:r>
-        <w:rPr>
-          <w:b/>
-          <w:bCs/>
-        </w:rPr>
-        <w:lastRenderedPageBreak/>
+      <w:pPr>
+        <w:numPr>
+          <w:ilvl w:val="2"/>
+          <w:numId w:val="3"/>
+        </w:numPr>
+        <w:shd w:val="clear" w:color="auto" w:fill="FFFFFF"/>
+        <w:spacing w:before="100" w:beforeAutospacing="1" w:after="100" w:afterAutospacing="1" w:line="240" w:lineRule="auto"/>
+        <w:rPr>
+          <w:rFonts w:ascii="Lato" w:eastAsia="Times New Roman" w:hAnsi="Lato" w:cs="Times New Roman"/>
+          <w:color w:val="222222"/>
+          <w:kern w:val="0"/>
+          <w14:ligatures w14:val="none"/>
+        </w:rPr>
+      </w:pPr>
+      <w:r>
+        <w:rPr>
+          <w:rFonts w:ascii="Lato" w:eastAsia="Times New Roman" w:hAnsi="Lato" w:cs="Times New Roman"/>
+          <w:color w:val="222222"/>
+          <w:kern w:val="0"/>
+          <w14:ligatures w14:val="none"/>
+        </w:rPr>
+        <w:t>It should be clear what your x and y variables are and how you chose the statistics you did</w:t>
+      </w:r>
+    </w:p>
+    <w:p>
+      <w:pPr>
+        <w:numPr>
+          <w:ilvl w:val="2"/>
+          <w:numId w:val="3"/>
+        </w:numPr>
+        <w:shd w:val="clear" w:color="auto" w:fill="FFFFFF"/>
+        <w:spacing w:before="100" w:beforeAutospacing="1" w:after="100" w:afterAutospacing="1" w:line="240" w:lineRule="auto"/>
+        <w:rPr>
+          <w:rFonts w:ascii="Lato" w:eastAsia="Times New Roman" w:hAnsi="Lato" w:cs="Times New Roman"/>
+          <w:color w:val="222222"/>
+          <w:kern w:val="0"/>
+          <w14:ligatures w14:val="none"/>
+        </w:rPr>
+      </w:pPr>
+      <w:r>
+        <w:rPr>
+          <w:rFonts w:ascii="Lato" w:eastAsia="Times New Roman" w:hAnsi="Lato" w:cs="Times New Roman"/>
+          <w:color w:val="222222"/>
+          <w:kern w:val="0"/>
+          <w14:ligatures w14:val="none"/>
+        </w:rPr>
+        <w:t>Any chose of distributions and defense of why you selected them should be clear here</w:t>
+      </w:r>
+    </w:p>
+    <w:p>
+      <w:r>
+        <w:rPr>
+          <w:b/>
+          <w:bCs/>
+        </w:rPr>
         <w:t>Remember</w:t>
       </w:r>
       <w:r>
@@ -351,6 +473,13 @@
           <w:bCs/>
         </w:rPr>
         <w:t>Results</w:t>
+      </w:r>
+      <w:r>
+        <w:rPr>
+          <w:b/>
+          <w:bCs/>
+        </w:rPr>
+        <w:t xml:space="preserve"> (40 pts)</w:t>
       </w:r>
     </w:p>
     <w:p>
@@ -417,13 +546,7 @@
         <w:spacing w:line="240" w:lineRule="auto"/>
       </w:pPr>
       <w:r>
-        <w:t xml:space="preserve">Figures and Statistical results </w:t>
-      </w:r>
-      <w:r>
-        <w:t xml:space="preserve">should be </w:t>
-      </w:r>
-      <w:r>
-        <w:t xml:space="preserve">written in relation to biology </w:t>
+        <w:t xml:space="preserve">Figures and Statistical results should be written in relation to biology </w:t>
       </w:r>
     </w:p>
     <w:p>
@@ -545,26 +668,143 @@
     </w:p>
     <w:p>
       <w:pPr>
-        <w:rPr>
-          <w:b/>
-          <w:bCs/>
-        </w:rPr>
-      </w:pPr>
-      <w:r>
-        <w:rPr>
-          <w:b/>
-          <w:bCs/>
-        </w:rPr>
-        <w:t xml:space="preserve">Discussion </w:t>
-      </w:r>
-    </w:p>
-    <w:p>
-      <w:pPr>
-        <w:pStyle w:val="ListParagraph"/>
+        <w:spacing w:line="240" w:lineRule="auto"/>
+        <w:rPr>
+          <w:u w:val="single"/>
+        </w:rPr>
+      </w:pPr>
+      <w:r>
+        <w:rPr>
+          <w:b/>
+          <w:bCs/>
+          <w:u w:val="single"/>
+        </w:rPr>
+        <w:t>POINTS</w:t>
+      </w:r>
+      <w:r>
+        <w:rPr>
+          <w:b/>
+          <w:bCs/>
+          <w:u w:val="single"/>
+        </w:rPr>
+        <w:t xml:space="preserve"> FOR RESULTS SECTION</w:t>
+      </w:r>
+    </w:p>
+    <w:p>
+      <w:pPr>
         <w:numPr>
           <w:ilvl w:val="0"/>
           <w:numId w:val="1"/>
         </w:numPr>
+        <w:spacing w:line="240" w:lineRule="auto"/>
+        <w:rPr>
+          <w:b/>
+          <w:bCs/>
+        </w:rPr>
+      </w:pPr>
+      <w:r>
+        <w:rPr>
+          <w:b/>
+          <w:bCs/>
+        </w:rPr>
+        <w:t xml:space="preserve">5 per figure </w:t>
+      </w:r>
+      <w:r>
+        <w:t xml:space="preserve">showing RAW data and overlayed model, </w:t>
+      </w:r>
+      <w:r>
+        <w:rPr>
+          <w:b/>
+          <w:bCs/>
+        </w:rPr>
+        <w:t>20 pts total</w:t>
+      </w:r>
+    </w:p>
+    <w:p>
+      <w:pPr>
+        <w:numPr>
+          <w:ilvl w:val="0"/>
+          <w:numId w:val="1"/>
+        </w:numPr>
+        <w:spacing w:line="240" w:lineRule="auto"/>
+      </w:pPr>
+      <w:r>
+        <w:rPr>
+          <w:b/>
+          <w:bCs/>
+        </w:rPr>
+        <w:t xml:space="preserve">3 </w:t>
+      </w:r>
+      <w:r>
+        <w:t xml:space="preserve">for the results described accurately and appropriately in writing, </w:t>
+      </w:r>
+      <w:r>
+        <w:rPr>
+          <w:b/>
+          <w:bCs/>
+        </w:rPr>
+        <w:t>12 pts total</w:t>
+      </w:r>
+    </w:p>
+    <w:p>
+      <w:pPr>
+        <w:numPr>
+          <w:ilvl w:val="0"/>
+          <w:numId w:val="1"/>
+        </w:numPr>
+        <w:spacing w:line="240" w:lineRule="auto"/>
+      </w:pPr>
+      <w:r>
+        <w:rPr>
+          <w:b/>
+          <w:bCs/>
+        </w:rPr>
+        <w:t xml:space="preserve">2 </w:t>
+      </w:r>
+      <w:r>
+        <w:t>points</w:t>
+      </w:r>
+      <w:r>
+        <w:t xml:space="preserve"> per figure caption, </w:t>
+      </w:r>
+      <w:r>
+        <w:rPr>
+          <w:b/>
+          <w:bCs/>
+        </w:rPr>
+        <w:t>8 pts total</w:t>
+      </w:r>
+    </w:p>
+    <w:p>
+      <w:pPr>
+        <w:rPr>
+          <w:b/>
+          <w:bCs/>
+        </w:rPr>
+      </w:pPr>
+      <w:r>
+        <w:rPr>
+          <w:b/>
+          <w:bCs/>
+        </w:rPr>
+        <w:lastRenderedPageBreak/>
+        <w:t xml:space="preserve">Discussion </w:t>
+      </w:r>
+      <w:r>
+        <w:rPr>
+          <w:b/>
+          <w:bCs/>
+        </w:rPr>
+        <w:t>(8 pts, 2 per paragraph)</w:t>
+      </w:r>
+    </w:p>
+    <w:p>
+      <w:pPr>
+        <w:pStyle w:val="ListParagraph"/>
+        <w:numPr>
+          <w:ilvl w:val="0"/>
+          <w:numId w:val="1"/>
+        </w:numPr>
       </w:pPr>
       <w:r>
         <w:rPr>
@@ -576,13 +816,7 @@
         <w:rPr>
           <w:u w:val="single"/>
         </w:rPr>
-        <w:t xml:space="preserve"> with references</w:t>
-      </w:r>
-      <w:r>
-        <w:rPr>
-          <w:u w:val="single"/>
-        </w:rPr>
-        <w:t xml:space="preserve">. </w:t>
+        <w:t xml:space="preserve"> with references. </w:t>
       </w:r>
       <w:r>
         <w:t xml:space="preserve">Each paragraph should include at least 3 bullets. </w:t>
@@ -650,6 +884,13 @@
         </w:rPr>
         <w:t>Literature Cited</w:t>
       </w:r>
+      <w:r>
+        <w:rPr>
+          <w:b/>
+          <w:bCs/>
+        </w:rPr>
+        <w:t xml:space="preserve"> (5 pts)</w:t>
+      </w:r>
     </w:p>
     <w:p>
       <w:pPr>
@@ -707,8 +948,14 @@
           <w:b/>
           <w:bCs/>
         </w:rPr>
-        <w:lastRenderedPageBreak/>
         <w:t>Code</w:t>
+      </w:r>
+      <w:r>
+        <w:rPr>
+          <w:b/>
+          <w:bCs/>
+        </w:rPr>
+        <w:t xml:space="preserve"> (22 pts)</w:t>
       </w:r>
     </w:p>
     <w:p>
@@ -724,7 +971,22 @@
         </w:rPr>
       </w:pPr>
       <w:r>
-        <w:t>The code that makes the figure and performs the statistical analysis associated with that figure must be submitted in the group project repository and referenced in your group README</w:t>
+        <w:t xml:space="preserve">The code that makes the figure and performs the statistical analysis associated with that figure </w:t>
+      </w:r>
+      <w:r>
+        <w:t xml:space="preserve"> (15 pts) </w:t>
+      </w:r>
+      <w:r>
+        <w:t xml:space="preserve">must be submitted in the group project repository </w:t>
+      </w:r>
+      <w:r>
+        <w:t xml:space="preserve">(5 pts) </w:t>
+      </w:r>
+      <w:r>
+        <w:t>and referenced in your group README</w:t>
+      </w:r>
+      <w:r>
+        <w:t xml:space="preserve"> (2 pts)</w:t>
       </w:r>
     </w:p>
     <w:p>
@@ -1291,6 +1553,155 @@
     </w:lvl>
   </w:abstractNum>
   <w:abstractNum w:abstractNumId="4" w15:restartNumberingAfterBreak="0">
+    <w:nsid w:val="5C591B86"/>
+    <w:multiLevelType w:val="multilevel"/>
+    <w:tmpl w:val="12DE215A"/>
+    <w:lvl w:ilvl="0">
+      <w:start w:val="1"/>
+      <w:numFmt w:val="bullet"/>
+      <w:lvlText w:val=""/>
+      <w:lvlJc w:val="left"/>
+      <w:pPr>
+        <w:tabs>
+          <w:tab w:val="num" w:pos="720"/>
+        </w:tabs>
+        <w:ind w:left="720" w:hanging="360"/>
+      </w:pPr>
+      <w:rPr>
+        <w:rFonts w:ascii="Symbol" w:hAnsi="Symbol" w:hint="default"/>
+        <w:sz w:val="20"/>
+      </w:rPr>
+    </w:lvl>
+    <w:lvl w:ilvl="1">
+      <w:start w:val="1"/>
+      <w:numFmt w:val="bullet"/>
+      <w:lvlText w:val="o"/>
+      <w:lvlJc w:val="left"/>
+      <w:pPr>
+        <w:tabs>
+          <w:tab w:val="num" w:pos="1440"/>
+        </w:tabs>
+        <w:ind w:left="1440" w:hanging="360"/>
+      </w:pPr>
+      <w:rPr>
+        <w:rFonts w:ascii="Courier New" w:hAnsi="Courier New" w:hint="default"/>
+        <w:sz w:val="20"/>
+      </w:rPr>
+    </w:lvl>
+    <w:lvl w:ilvl="2" w:tentative="1">
+      <w:start w:val="1"/>
+      <w:numFmt w:val="bullet"/>
+      <w:lvlText w:val=""/>
+      <w:lvlJc w:val="left"/>
+      <w:pPr>
+        <w:tabs>
+          <w:tab w:val="num" w:pos="2160"/>
+        </w:tabs>
+        <w:ind w:left="2160" w:hanging="360"/>
+      </w:pPr>
+      <w:rPr>
+        <w:rFonts w:ascii="Wingdings" w:hAnsi="Wingdings" w:hint="default"/>
+        <w:sz w:val="20"/>
+      </w:rPr>
+    </w:lvl>
+    <w:lvl w:ilvl="3" w:tentative="1">
+      <w:start w:val="1"/>
+      <w:numFmt w:val="bullet"/>
+      <w:lvlText w:val=""/>
+      <w:lvlJc w:val="left"/>
+      <w:pPr>
+        <w:tabs>
+          <w:tab w:val="num" w:pos="2880"/>
+        </w:tabs>
+        <w:ind w:left="2880" w:hanging="360"/>
+      </w:pPr>
+      <w:rPr>
+        <w:rFonts w:ascii="Wingdings" w:hAnsi="Wingdings" w:hint="default"/>
+        <w:sz w:val="20"/>
+      </w:rPr>
+    </w:lvl>
+    <w:lvl w:ilvl="4" w:tentative="1">
+      <w:start w:val="1"/>
+      <w:numFmt w:val="bullet"/>
+      <w:lvlText w:val=""/>
+      <w:lvlJc w:val="left"/>
+      <w:pPr>
+        <w:tabs>
+          <w:tab w:val="num" w:pos="3600"/>
+        </w:tabs>
+        <w:ind w:left="3600" w:hanging="360"/>
+      </w:pPr>
+      <w:rPr>
+        <w:rFonts w:ascii="Wingdings" w:hAnsi="Wingdings" w:hint="default"/>
+        <w:sz w:val="20"/>
+      </w:rPr>
+    </w:lvl>
+    <w:lvl w:ilvl="5" w:tentative="1">
+      <w:start w:val="1"/>
+      <w:numFmt w:val="bullet"/>
+      <w:lvlText w:val=""/>
+      <w:lvlJc w:val="left"/>
+      <w:pPr>
+        <w:tabs>
+          <w:tab w:val="num" w:pos="4320"/>
+        </w:tabs>
+        <w:ind w:left="4320" w:hanging="360"/>
+      </w:pPr>
+      <w:rPr>
+        <w:rFonts w:ascii="Wingdings" w:hAnsi="Wingdings" w:hint="default"/>
+        <w:sz w:val="20"/>
+      </w:rPr>
+    </w:lvl>
+    <w:lvl w:ilvl="6" w:tentative="1">
+      <w:start w:val="1"/>
+      <w:numFmt w:val="bullet"/>
+      <w:lvlText w:val=""/>
+      <w:lvlJc w:val="left"/>
+      <w:pPr>
+        <w:tabs>
+          <w:tab w:val="num" w:pos="5040"/>
+        </w:tabs>
+        <w:ind w:left="5040" w:hanging="360"/>
+      </w:pPr>
+      <w:rPr>
+        <w:rFonts w:ascii="Wingdings" w:hAnsi="Wingdings" w:hint="default"/>
+        <w:sz w:val="20"/>
+      </w:rPr>
+    </w:lvl>
+    <w:lvl w:ilvl="7" w:tentative="1">
+      <w:start w:val="1"/>
+      <w:numFmt w:val="bullet"/>
+      <w:lvlText w:val=""/>
+      <w:lvlJc w:val="left"/>
+      <w:pPr>
+        <w:tabs>
+          <w:tab w:val="num" w:pos="5760"/>
+        </w:tabs>
+        <w:ind w:left="5760" w:hanging="360"/>
+      </w:pPr>
+      <w:rPr>
+        <w:rFonts w:ascii="Wingdings" w:hAnsi="Wingdings" w:hint="default"/>
+        <w:sz w:val="20"/>
+      </w:rPr>
+    </w:lvl>
+    <w:lvl w:ilvl="8" w:tentative="1">
+      <w:start w:val="1"/>
+      <w:numFmt w:val="bullet"/>
+      <w:lvlText w:val=""/>
+      <w:lvlJc w:val="left"/>
+      <w:pPr>
+        <w:tabs>
+          <w:tab w:val="num" w:pos="6480"/>
+        </w:tabs>
+        <w:ind w:left="6480" w:hanging="360"/>
+      </w:pPr>
+      <w:rPr>
+        <w:rFonts w:ascii="Wingdings" w:hAnsi="Wingdings" w:hint="default"/>
+        <w:sz w:val="20"/>
+      </w:rPr>
+    </w:lvl>
+  </w:abstractNum>
+  <w:abstractNum w:abstractNumId="5" w15:restartNumberingAfterBreak="0">
     <w:nsid w:val="6A2E3586"/>
     <w:multiLevelType w:val="hybridMultilevel"/>
     <w:tmpl w:val="21A643BC"/>
@@ -1430,7 +1841,7 @@
       </w:rPr>
     </w:lvl>
   </w:abstractNum>
-  <w:abstractNum w:abstractNumId="5" w15:restartNumberingAfterBreak="0">
+  <w:abstractNum w:abstractNumId="6" w15:restartNumberingAfterBreak="0">
     <w:nsid w:val="73DA4BF0"/>
     <w:multiLevelType w:val="hybridMultilevel"/>
     <w:tmpl w:val="1476791A"/>
@@ -1555,10 +1966,13 @@
     <w:abstractNumId w:val="3"/>
   </w:num>
   <w:num w:numId="5" w16cid:durableId="1832406922">
-    <w:abstractNumId w:val="4"/>
+    <w:abstractNumId w:val="5"/>
   </w:num>
   <w:num w:numId="6" w16cid:durableId="944656228">
-    <w:abstractNumId w:val="5"/>
+    <w:abstractNumId w:val="6"/>
+  </w:num>
+  <w:num w:numId="7" w16cid:durableId="1630552357">
+    <w:abstractNumId w:val="4"/>
   </w:num>
 </w:numbering>
 </file>
@@ -2166,6 +2580,7 @@
   <w:style w:type="character" w:default="1" w:styleId="DefaultParagraphFont">
     <w:name w:val="Default Paragraph Font"/>
     <w:uiPriority w:val="1"/>
+    <w:semiHidden/>
     <w:unhideWhenUsed/>
   </w:style>
   <w:style w:type="table" w:default="1" w:styleId="TableNormal">
@@ -2477,6 +2892,33 @@
       <w:smallCaps/>
       <w:color w:val="2F5496" w:themeColor="accent1" w:themeShade="BF"/>
       <w:spacing w:val="5"/>
+    </w:rPr>
+  </w:style>
+  <w:style w:type="paragraph" w:styleId="NormalWeb">
+    <w:name w:val="Normal (Web)"/>
+    <w:basedOn w:val="Normal"/>
+    <w:uiPriority w:val="99"/>
+    <w:semiHidden/>
+    <w:unhideWhenUsed/>
+    <w:rsid w:val="00BF2247"/>
+    <w:pPr>
+      <w:spacing w:before="100" w:beforeAutospacing="1" w:after="100" w:afterAutospacing="1" w:line="240" w:lineRule="auto"/>
+    </w:pPr>
+    <w:rPr>
+      <w:rFonts w:ascii="Times New Roman" w:eastAsia="Times New Roman" w:hAnsi="Times New Roman" w:cs="Times New Roman"/>
+      <w:kern w:val="0"/>
+      <w14:ligatures w14:val="none"/>
+    </w:rPr>
+  </w:style>
+  <w:style w:type="character" w:styleId="Strong">
+    <w:name w:val="Strong"/>
+    <w:basedOn w:val="DefaultParagraphFont"/>
+    <w:uiPriority w:val="22"/>
+    <w:qFormat/>
+    <w:rsid w:val="00BF2247"/>
+    <w:rPr>
+      <w:b/>
+      <w:bCs/>
     </w:rPr>
   </w:style>
 </w:styles>
